--- a/docs/USAMIS_Engineering_Report.docx
+++ b/docs/USAMIS_Engineering_Report.docx
@@ -4019,7 +4019,7 @@
               <w:rPr>
                 <w:sz w:val="20"/>
               </w:rPr>
-              <w:t>5.8126</w:t>
+              <w:t>5.0688</w:t>
             </w:r>
           </w:p>
         </w:tc>
@@ -4076,7 +4076,7 @@
               <w:rPr>
                 <w:sz w:val="20"/>
               </w:rPr>
-              <w:t>7.1903</w:t>
+              <w:t>6.3194</w:t>
             </w:r>
           </w:p>
         </w:tc>
@@ -4133,7 +4133,7 @@
               <w:rPr>
                 <w:sz w:val="20"/>
               </w:rPr>
-              <w:t>0.6709</w:t>
+              <w:t>0.7573</w:t>
             </w:r>
           </w:p>
         </w:tc>
@@ -4190,7 +4190,7 @@
               <w:rPr>
                 <w:sz w:val="20"/>
               </w:rPr>
-              <w:t>0.7741</w:t>
+              <w:t>0.8185</w:t>
             </w:r>
           </w:p>
         </w:tc>
@@ -4247,7 +4247,7 @@
               <w:rPr>
                 <w:sz w:val="20"/>
               </w:rPr>
-              <w:t>0.8741</w:t>
+              <w:t>0.9055</w:t>
             </w:r>
           </w:p>
         </w:tc>
@@ -4304,7 +4304,7 @@
               <w:rPr>
                 <w:sz w:val="20"/>
               </w:rPr>
-              <w:t>0.8211</w:t>
+              <w:t>0.8598</w:t>
             </w:r>
           </w:p>
         </w:tc>
@@ -4361,7 +4361,7 @@
               <w:rPr>
                 <w:sz w:val="20"/>
               </w:rPr>
-              <w:t>299 / 640</w:t>
+              <w:t>299 / 960</w:t>
             </w:r>
           </w:p>
         </w:tc>
